--- a/(e)CRF/Per protocolnaam/36_PEDIS.docx
+++ b/(e)CRF/Per protocolnaam/36_PEDIS.docx
@@ -24,7 +24,7 @@
           <w:szCs w:val="28"/>
           <w:lang w:val="nl-NL"/>
         </w:rPr>
-        <w:t>(e)CRF Document-</w:t>
+        <w:t>eCRF Document 36: PEDIS</w:t>
       </w:r>
       <w:r>
         <w:rPr>
@@ -35,7 +35,6 @@
           <w:szCs w:val="28"/>
           <w:lang w:val="nl-NL"/>
         </w:rPr>
-        <w:t>3</w:t>
       </w:r>
       <w:r>
         <w:rPr>
@@ -46,7 +45,6 @@
           <w:szCs w:val="28"/>
           <w:lang w:val="nl-NL"/>
         </w:rPr>
-        <w:t>6: PEDIS</w:t>
       </w:r>
       <w:r>
         <w:rPr>
@@ -57,7 +55,6 @@
           <w:szCs w:val="28"/>
           <w:lang w:val="nl-BE"/>
         </w:rPr>
-        <w:t xml:space="preserve"> Wondclassificatie – Registratieformulier</w:t>
       </w:r>
     </w:p>
     <w:p>
